--- a/FinNex.UI/wwwroot/Files/Word/Kredit/Zaminlik_muqavilesi.docx
+++ b/FinNex.UI/wwwroot/Files/Word/Kredit/Zaminlik_muqavilesi.docx
@@ -3482,16 +3482,24 @@
           <w:szCs w:val="24"/>
           <w:lang w:val="az-Latn-AZ"/>
         </w:rPr>
+        <w:t>Bu Müqaviləyə əlavə və dəyişikliklərin edilməsinə Tərəflərin qarşılıqlı razılığı ilə yol verilir. Müqaviləyə edilən bütün əlavə və dəyişikliklər yazılı formada aparılır və Tərəflərin imzası və</w:t>
+      </w:r>
+      <w:r>
+        <w:rPr>
+          <w:sz w:val="24"/>
+          <w:szCs w:val="24"/>
+          <w:lang w:val="az-Latn-AZ"/>
+        </w:rPr>
+        <w:t xml:space="preserve"> </w:t>
+      </w:r>
+      <w:r>
+        <w:rPr>
+          <w:sz w:val="24"/>
+          <w:szCs w:val="24"/>
+          <w:lang w:val="az-Latn-AZ"/>
+        </w:rPr>
         <w:lastRenderedPageBreak/>
-        <w:t>Bu Müqaviləyə əlavə və dəyişikliklərin edilməsinə Tərəflərin qarşılıqlı razılığı ilə yol verilir. Müqaviləyə edilən bütün əlavə və dəyişikliklər yazılı formada aparılır və Tərəflərin imzası və</w:t>
-      </w:r>
-      <w:r>
-        <w:rPr>
-          <w:sz w:val="24"/>
-          <w:szCs w:val="24"/>
-          <w:lang w:val="az-Latn-AZ"/>
-        </w:rPr>
-        <w:t xml:space="preserve"> Bankın</w:t>
+        <w:t>Bankın</w:t>
       </w:r>
       <w:r>
         <w:rPr>
@@ -4227,8 +4235,6 @@
               </w:rPr>
               <w:t>Bank Melli İran” Bakı filialı</w:t>
             </w:r>
-            <w:bookmarkStart w:id="0" w:name="_GoBack"/>
-            <w:bookmarkEnd w:id="0"/>
           </w:p>
           <w:p>
             <w:pPr>
@@ -4466,12 +4472,6 @@
                 <w:lang w:val="az-Latn-AZ" w:eastAsia="en-US"/>
               </w:rPr>
             </w:pPr>
-            <w:r>
-              <w:rPr>
-                <w:lang w:val="az-Latn-AZ" w:eastAsia="en-US"/>
-              </w:rPr>
-              <w:t>“bank”</w:t>
-            </w:r>
           </w:p>
         </w:tc>
         <w:tc>
@@ -4498,12 +4498,8 @@
                 <w:lang w:val="az-Latn-AZ" w:eastAsia="en-US"/>
               </w:rPr>
             </w:pPr>
-            <w:r>
-              <w:rPr>
-                <w:lang w:val="az-Latn-AZ" w:eastAsia="en-US"/>
-              </w:rPr>
-              <w:t>“zamin”</w:t>
-            </w:r>
+            <w:bookmarkStart w:id="0" w:name="_GoBack"/>
+            <w:bookmarkEnd w:id="0"/>
           </w:p>
         </w:tc>
       </w:tr>
@@ -7841,7 +7837,7 @@
 </file>
 
 <file path=customXml/itemProps1.xml><?xml version="1.0" encoding="utf-8"?>
-<ds:datastoreItem xmlns:ds="http://schemas.openxmlformats.org/officeDocument/2006/customXml" ds:itemID="{607229E0-14F7-4AC0-B374-AA86C61B297C}">
+<ds:datastoreItem xmlns:ds="http://schemas.openxmlformats.org/officeDocument/2006/customXml" ds:itemID="{0680149B-37D9-4C29-94AB-E8EBCDB7EDA1}">
   <ds:schemaRefs>
     <ds:schemaRef ds:uri="http://schemas.openxmlformats.org/officeDocument/2006/bibliography"/>
   </ds:schemaRefs>
